--- a/Bouffard_Noah_MS02.docx
+++ b/Bouffard_Noah_MS02.docx
@@ -871,7 +871,7 @@
     </w:p>
     <w:p>
       <w:r>
-        <w:t>The requestModel and responseModel DTOs used by the aggregator are implemented in auction-service/src/main/java/com/ryannoah/auction/presentationlayer/AuctionController.java.</w:t>
+        <w:t>The requestModel and responseModel DTOs used by the aggregator are implemented in auction-service/src/main/java/com/ryannoah/auction/presentationlayer/dto, with conversion handled by auction-service/src/main/java/com/ryannoah/auction/datamappinglayer.</w:t>
       </w:r>
     </w:p>
     <w:tbl>
@@ -937,7 +937,7 @@
           </w:tcPr>
           <w:p>
             <w:r>
-              <w:t>CreateAuctionRequest</w:t>
+              <w:t>CreateAuctionRequestDTO</w:t>
             </w:r>
           </w:p>
         </w:tc>
@@ -1025,7 +1025,7 @@
           </w:tcPr>
           <w:p>
             <w:r>
-              <w:t>AuctionResponse</w:t>
+              <w:t>AuctionResponseDTO</w:t>
             </w:r>
           </w:p>
         </w:tc>

--- a/Bouffard_Noah_MS02.docx
+++ b/Bouffard_Noah_MS02.docx
@@ -218,7 +218,7 @@
     </w:p>
     <w:p>
       <w:r>
-        <w:t>The Auction Service is the aggregator/orchestrator. It owns the Auction aggregate, persists auction and bid data in MongoDB, and orchestrates listing, user, and invoice use cases through its domain client layer. The API Gateway exposes all low-level microservice endpoints and aggregator endpoints with HATEOAS-style links.</w:t>
+        <w:t>The Auction Service is the aggregator/orchestrator. It owns the Auction aggregate, persists auction and bid data in MongoDB, and orchestrates listing, user, and invoice use cases through its domain client layer. The API Gateway exposes all low-level microservice endpoints and aggregator endpoints with HATEOAS-style links. The final cleanup also simplified the controller code by moving request/response objects into DTO packages and moving conversion logic into mapper classes.</w:t>
       </w:r>
     </w:p>
     <w:p>
@@ -557,7 +557,7 @@
     </w:p>
     <w:p>
       <w:r>
-        <w:t>The implementation follows the updated DDD and C4 diagrams through one Gradle multi-project build and five deployable services. The package layers use the teacher-style structure: presentationlayer, businesslogiclayer, dataccesslayer, domain, utilities, and domainclientlayer where HTTP clients are required.</w:t>
+        <w:t>The implementation follows the updated DDD and C4 diagrams through one Gradle multi-project build and five deployable services. The package layers use the teacher-style structure: presentationlayer, presentationlayer/dto, businesslogiclayer, datamappinglayer, dataccesslayer, domain, utilities, and domainclientlayer where HTTP clients are required. Controllers stay simple by returning ResponseEntity objects and delegating DTO conversion to mapper classes.</w:t>
       </w:r>
     </w:p>
     <w:tbl>
@@ -871,7 +871,7 @@
     </w:p>
     <w:p>
       <w:r>
-        <w:t>The requestModel and responseModel DTOs used by the aggregator are implemented in auction-service/src/main/java/com/ryannoah/auction/presentationlayer/dto, with conversion handled by auction-service/src/main/java/com/ryannoah/auction/datamappinglayer.</w:t>
+        <w:t>The requestModel and responseModel DTOs used by the aggregator are implemented in auction-service/src/main/java/com/ryannoah/auction/presentationlayer/dto, with conversion handled by auction-service/src/main/java/com/ryannoah/auction/datamappinglayer. The low-level services follow the same DTO and mapper structure, so request/response models are kept out of controllers and domain objects are not exposed directly.</w:t>
       </w:r>
     </w:p>
     <w:tbl>
@@ -959,7 +959,7 @@
           </w:tcPr>
           <w:p>
             <w:r>
-              <w:t>UpdateAuctionRequest</w:t>
+              <w:t>UpdateAuctionRequestDTO</w:t>
             </w:r>
           </w:p>
         </w:tc>
@@ -981,7 +981,7 @@
           </w:tcPr>
           <w:p>
             <w:r>
-              <w:t>PlaceBidRequest</w:t>
+              <w:t>PlaceBidRequestDTO</w:t>
             </w:r>
           </w:p>
         </w:tc>
@@ -1003,7 +1003,7 @@
           </w:tcPr>
           <w:p>
             <w:r>
-              <w:t>UpdateBidRequest</w:t>
+              <w:t>UpdateBidRequestDTO</w:t>
             </w:r>
           </w:p>
         </w:tc>
@@ -1047,7 +1047,7 @@
           </w:tcPr>
           <w:p>
             <w:r>
-              <w:t>BidResponse</w:t>
+              <w:t>BidResponseDTO</w:t>
             </w:r>
           </w:p>
         </w:tc>
@@ -2006,7 +2006,7 @@
     </w:p>
     <w:p>
       <w:r>
-        <w:t>The project was verified with ./gradlew clean build. The Gradle build passed and generated test logs and JaCoCo reports for all five services.</w:t>
+        <w:t>The project was verified with ./gradlew clean build test. The Gradle build passed and generated test logs and JaCoCo reports for all five services.</w:t>
       </w:r>
     </w:p>
     <w:p>

--- a/Bouffard_Noah_MS02.docx
+++ b/Bouffard_Noah_MS02.docx
@@ -1,40 +1,5 @@
 
-<file path=docProps\app.xml><?xml version="1.0" encoding="utf-8"?>
-<Properties xmlns="http://schemas.openxmlformats.org/officeDocument/2006/extended-properties" xmlns:vt="http://schemas.openxmlformats.org/officeDocument/2006/docPropsVTypes">
-  <Template>Normal</Template>
-  <TotalTime>0</TotalTime>
-  <Pages>3</Pages>
-  <Words>1293</Words>
-  <Characters>7374</Characters>
-  <Application>Microsoft Office Word</Application>
-  <DocSecurity>0</DocSecurity>
-  <Lines>61</Lines>
-  <Paragraphs>17</Paragraphs>
-  <ScaleCrop>false</ScaleCrop>
-  <Company/>
-  <LinksUpToDate>false</LinksUpToDate>
-  <CharactersWithSpaces>8650</CharactersWithSpaces>
-  <SharedDoc>false</SharedDoc>
-  <HyperlinksChanged>false</HyperlinksChanged>
-  <AppVersion>16.0000</AppVersion>
-</Properties>
-</file>
-
-<file path=docProps\core.xml><?xml version="1.0" encoding="utf-8"?>
-<cp:coreProperties xmlns:cp="http://schemas.openxmlformats.org/package/2006/metadata/core-properties" xmlns:dc="http://purl.org/dc/elements/1.1/" xmlns:dcterms="http://purl.org/dc/terms/" xmlns:dcmitype="http://purl.org/dc/dcmitype/" xmlns:xsi="http://www.w3.org/2001/XMLSchema-instance">
-  <dc:title/>
-  <dc:subject/>
-  <dc:creator>Noah Bouffard</dc:creator>
-  <cp:keywords/>
-  <dc:description/>
-  <cp:lastModifiedBy>Noah Bouffard</cp:lastModifiedBy>
-  <cp:revision>4</cp:revision>
-  <dcterms:created xsi:type="dcterms:W3CDTF">2026-05-09T21:59:00Z</dcterms:created>
-  <dcterms:modified xsi:type="dcterms:W3CDTF">2026-05-09T22:09:00Z</dcterms:modified>
-</cp:coreProperties>
-</file>
-
-<file path=word\document.xml><?xml version="1.0" encoding="utf-8"?>
+<file path=word/document.xml><?xml version="1.0" encoding="utf-8"?>
 <w:document xmlns:wpc="http://schemas.microsoft.com/office/word/2010/wordprocessingCanvas" xmlns:cx="http://schemas.microsoft.com/office/drawing/2014/chartex" xmlns:cx1="http://schemas.microsoft.com/office/drawing/2015/9/8/chartex" xmlns:cx2="http://schemas.microsoft.com/office/drawing/2015/10/21/chartex" xmlns:cx3="http://schemas.microsoft.com/office/drawing/2016/5/9/chartex" xmlns:cx4="http://schemas.microsoft.com/office/drawing/2016/5/10/chartex" xmlns:cx5="http://schemas.microsoft.com/office/drawing/2016/5/11/chartex" xmlns:cx6="http://schemas.microsoft.com/office/drawing/2016/5/12/chartex" xmlns:cx7="http://schemas.microsoft.com/office/drawing/2016/5/13/chartex" xmlns:cx8="http://schemas.microsoft.com/office/drawing/2016/5/14/chartex" xmlns:mc="http://schemas.openxmlformats.org/markup-compatibility/2006" xmlns:aink="http://schemas.microsoft.com/office/drawing/2016/ink" xmlns:am3d="http://schemas.microsoft.com/office/drawing/2017/model3d" xmlns:o="urn:schemas-microsoft-com:office:office" xmlns:oel="http://schemas.microsoft.com/office/2019/extlst" xmlns:r="http://schemas.openxmlformats.org/officeDocument/2006/relationships" xmlns:m="http://schemas.openxmlformats.org/officeDocument/2006/math" xmlns:v="urn:schemas-microsoft-com:vml" xmlns:wp14="http://schemas.microsoft.com/office/word/2010/wordprocessingDrawing" xmlns:wp="http://schemas.openxmlformats.org/drawingml/2006/wordprocessingDrawing" xmlns:w10="urn:schemas-microsoft-com:office:word" xmlns:w="http://schemas.openxmlformats.org/wordprocessingml/2006/main" xmlns:w14="http://schemas.microsoft.com/office/word/2010/wordml" xmlns:w15="http://schemas.microsoft.com/office/word/2012/wordml" xmlns:w16cex="http://schemas.microsoft.com/office/word/2018/wordml/cex" xmlns:w16cid="http://schemas.microsoft.com/office/word/2016/wordml/cid" xmlns:w16="http://schemas.microsoft.com/office/word/2018/wordml" xmlns:w16du="http://schemas.microsoft.com/office/word/2023/wordml/word16du" xmlns:w16sdtdh="http://schemas.microsoft.com/office/word/2020/wordml/sdtdatahash" xmlns:w16sdtfl="http://schemas.microsoft.com/office/word/2024/wordml/sdtformatlock" xmlns:w16se="http://schemas.microsoft.com/office/word/2015/wordml/symex" xmlns:wpg="http://schemas.microsoft.com/office/word/2010/wordprocessingGroup" xmlns:wpi="http://schemas.microsoft.com/office/word/2010/wordprocessingInk" xmlns:wne="http://schemas.microsoft.com/office/word/2006/wordml" xmlns:wps="http://schemas.microsoft.com/office/word/2010/wordprocessingShape" mc:Ignorable="w14 w15 w16se w16cid w16 w16cex w16sdtdh w16sdtfl w16du wp14">
   <w:body>
     <w:p>
@@ -138,6 +103,13 @@
         </w:rPr>
         <w:t>Student: Noah Bouffard</w:t>
       </w:r>
+      <w:r>
+        <w:rPr>
+          <w:rFonts w:ascii="Calibri" w:hAnsi="Calibri"/>
+          <w:sz w:val="28"/>
+        </w:rPr>
+        <w:t>, Ryan Liautaud</w:t>
+      </w:r>
     </w:p>
     <w:p>
       <w:pPr>
@@ -154,6 +126,13 @@
         </w:rPr>
         <w:t>Student Number: 2431848</w:t>
       </w:r>
+      <w:r>
+        <w:rPr>
+          <w:rFonts w:ascii="Calibri" w:hAnsi="Calibri"/>
+          <w:sz w:val="28"/>
+        </w:rPr>
+        <w:t>, 2431277</w:t>
+      </w:r>
     </w:p>
     <w:p>
       <w:pPr>
@@ -302,6 +281,7 @@
         <w:rPr>
           <w:noProof/>
         </w:rPr>
+        <w:lastRenderedPageBreak/>
         <w:drawing>
           <wp:inline distT="0" distB="0" distL="0" distR="0" wp14:anchorId="55ABFC95" wp14:editId="0492B577">
             <wp:extent cx="5943600" cy="1353820"/>
@@ -350,7 +330,6 @@
         <w:pStyle w:val="Heading2"/>
       </w:pPr>
       <w:r>
-        <w:lastRenderedPageBreak/>
         <w:t>C4 Level 1 Changes</w:t>
       </w:r>
     </w:p>
@@ -443,6 +422,7 @@
         <w:pStyle w:val="Heading2"/>
       </w:pPr>
       <w:r>
+        <w:lastRenderedPageBreak/>
         <w:t>C4 Level 2 Changes</w:t>
       </w:r>
     </w:p>
@@ -500,7 +480,7 @@
           <w:noProof/>
         </w:rPr>
         <w:drawing>
-          <wp:inline distT="0" distB="0" distL="0" distR="0" wp14:anchorId="0305491A" wp14:editId="200DFEE0">
+          <wp:inline distT="0" distB="0" distL="0" distR="0" wp14:anchorId="0305491A" wp14:editId="38F6D83E">
             <wp:extent cx="5943600" cy="4217670"/>
             <wp:effectExtent l="0" t="0" r="0" b="0"/>
             <wp:docPr id="1876561391" name="Picture 1"/>
@@ -552,6 +532,7 @@
         <w:pStyle w:val="Heading1"/>
       </w:pPr>
       <w:r>
+        <w:lastRenderedPageBreak/>
         <w:t>Code Matches The System Design</w:t>
       </w:r>
     </w:p>
@@ -790,7 +771,11 @@
           </w:tcPr>
           <w:p>
             <w:r>
-              <w:t>Low-level microservice for invoices and payment status. Uses MongoDB and enforces InvoiceAlreadyPaidException.</w:t>
+              <w:t xml:space="preserve">Low-level microservice for invoices and payment status. </w:t>
+            </w:r>
+            <w:r>
+              <w:lastRenderedPageBreak/>
+              <w:t>Uses MongoDB and enforces InvoiceAlreadyPaidException.</w:t>
             </w:r>
           </w:p>
         </w:tc>
@@ -802,6 +787,7 @@
           </w:tcPr>
           <w:p>
             <w:r>
+              <w:lastRenderedPageBreak/>
               <w:t>Aggregate invariant</w:t>
             </w:r>
           </w:p>
@@ -889,8 +875,8 @@
         <w:tblLook w:val="0000" w:firstRow="0" w:lastRow="0" w:firstColumn="0" w:lastColumn="0" w:noHBand="0" w:noVBand="0"/>
       </w:tblPr>
       <w:tblGrid>
-        <w:gridCol w:w="2637"/>
-        <w:gridCol w:w="6718"/>
+        <w:gridCol w:w="3079"/>
+        <w:gridCol w:w="6276"/>
       </w:tblGrid>
       <w:tr>
         <w:tc>
@@ -1047,6 +1033,7 @@
           </w:tcPr>
           <w:p>
             <w:r>
+              <w:lastRenderedPageBreak/>
               <w:t>BidResponseDTO</w:t>
             </w:r>
           </w:p>
@@ -1447,6 +1434,7 @@
           </w:tcPr>
           <w:p>
             <w:r>
+              <w:lastRenderedPageBreak/>
               <w:t>T10</w:t>
             </w:r>
           </w:p>
@@ -1552,7 +1540,7 @@
           <w:noProof/>
         </w:rPr>
         <w:drawing>
-          <wp:inline distT="0" distB="0" distL="0" distR="0" wp14:anchorId="695F3D65" wp14:editId="2B4563AF">
+          <wp:inline distT="0" distB="0" distL="0" distR="0" wp14:anchorId="695F3D65" wp14:editId="1C77BF69">
             <wp:extent cx="5943600" cy="1383030"/>
             <wp:effectExtent l="0" t="0" r="0" b="7620"/>
             <wp:docPr id="915474831" name="Picture 4"/>
@@ -1613,7 +1601,7 @@
           <w:noProof/>
         </w:rPr>
         <w:drawing>
-          <wp:inline distT="0" distB="0" distL="0" distR="0" wp14:anchorId="0890445E" wp14:editId="559409B6">
+          <wp:inline distT="0" distB="0" distL="0" distR="0" wp14:anchorId="0890445E" wp14:editId="31120C89">
             <wp:extent cx="5943600" cy="1493520"/>
             <wp:effectExtent l="0" t="0" r="0" b="0"/>
             <wp:docPr id="616663371" name="Picture 5"/>
@@ -1665,6 +1653,7 @@
         <w:pStyle w:val="Heading1"/>
       </w:pPr>
       <w:r>
+        <w:lastRenderedPageBreak/>
         <w:t>JaCoCo Coverage Evidence</w:t>
       </w:r>
     </w:p>
@@ -1674,7 +1663,7 @@
           <w:noProof/>
         </w:rPr>
         <w:drawing>
-          <wp:inline distT="0" distB="0" distL="0" distR="0" wp14:anchorId="4D5BBC22" wp14:editId="3AC5E94D">
+          <wp:inline distT="0" distB="0" distL="0" distR="0" wp14:anchorId="4D5BBC22" wp14:editId="75CF6992">
             <wp:extent cx="5943600" cy="1271905"/>
             <wp:effectExtent l="0" t="0" r="0" b="4445"/>
             <wp:docPr id="699782755" name="Picture 6"/>
@@ -1777,6 +1766,7 @@
         <w:pStyle w:val="Heading2"/>
       </w:pPr>
       <w:r>
+        <w:lastRenderedPageBreak/>
         <w:t>Auction Aggregator Service JaCoCo Report</w:t>
       </w:r>
     </w:p>
@@ -1833,6 +1823,7 @@
         <w:pStyle w:val="Heading2"/>
       </w:pPr>
       <w:r>
+        <w:lastRenderedPageBreak/>
         <w:t>Invoice Service JaCoCo Report</w:t>
       </w:r>
     </w:p>
@@ -1889,6 +1880,7 @@
         <w:pStyle w:val="Heading2"/>
       </w:pPr>
       <w:r>
+        <w:lastRenderedPageBreak/>
         <w:t>Listing Service JaCoCo Report</w:t>
       </w:r>
     </w:p>
@@ -1945,6 +1937,7 @@
         <w:pStyle w:val="Heading2"/>
       </w:pPr>
       <w:r>
+        <w:lastRenderedPageBreak/>
         <w:t>User Service JaCoCo Report</w:t>
       </w:r>
     </w:p>
@@ -2014,6 +2007,7 @@
         <w:rPr>
           <w:noProof/>
         </w:rPr>
+        <w:lastRenderedPageBreak/>
         <w:drawing>
           <wp:inline distT="0" distB="0" distL="0" distR="0" wp14:anchorId="1F5DF04F" wp14:editId="3526B3FE">
             <wp:extent cx="2416175" cy="8229600"/>
@@ -2062,6 +2056,7 @@
         <w:pStyle w:val="Heading1"/>
       </w:pPr>
       <w:r>
+        <w:lastRenderedPageBreak/>
         <w:t>System Integration Script Evidence</w:t>
       </w:r>
     </w:p>
@@ -2071,7 +2066,7 @@
           <w:noProof/>
         </w:rPr>
         <w:drawing>
-          <wp:inline distT="0" distB="0" distL="0" distR="0" wp14:anchorId="7A03C491" wp14:editId="15FD8AE3">
+          <wp:inline distT="0" distB="0" distL="0" distR="0" wp14:anchorId="7A03C491" wp14:editId="79F98E27">
             <wp:extent cx="5943600" cy="1271905"/>
             <wp:effectExtent l="0" t="0" r="0" b="4445"/>
             <wp:docPr id="2144811758" name="Picture 13"/>
@@ -2209,45 +2204,7 @@
 </w:document>
 </file>
 
-<file path=word\fontTable.xml><?xml version="1.0" encoding="utf-8"?>
-<w:fonts xmlns:mc="http://schemas.openxmlformats.org/markup-compatibility/2006" xmlns:r="http://schemas.openxmlformats.org/officeDocument/2006/relationships" xmlns:w="http://schemas.openxmlformats.org/wordprocessingml/2006/main" xmlns:w14="http://schemas.microsoft.com/office/word/2010/wordml" xmlns:w15="http://schemas.microsoft.com/office/word/2012/wordml" xmlns:w16cex="http://schemas.microsoft.com/office/word/2018/wordml/cex" xmlns:w16cid="http://schemas.microsoft.com/office/word/2016/wordml/cid" xmlns:w16="http://schemas.microsoft.com/office/word/2018/wordml" xmlns:w16du="http://schemas.microsoft.com/office/word/2023/wordml/word16du" xmlns:w16sdtdh="http://schemas.microsoft.com/office/word/2020/wordml/sdtdatahash" xmlns:w16sdtfl="http://schemas.microsoft.com/office/word/2024/wordml/sdtformatlock" xmlns:w16se="http://schemas.microsoft.com/office/word/2015/wordml/symex" mc:Ignorable="w14 w15 w16se w16cid w16 w16cex w16sdtdh w16sdtfl w16du">
-  <w:font w:name="Symbol">
-    <w:panose1 w:val="05050102010706020507"/>
-    <w:charset w:val="02"/>
-    <w:family w:val="roman"/>
-    <w:pitch w:val="variable"/>
-    <w:sig w:usb0="00000000" w:usb1="10000000" w:usb2="00000000" w:usb3="00000000" w:csb0="80000000" w:csb1="00000000"/>
-  </w:font>
-  <w:font w:name="Times New Roman">
-    <w:panose1 w:val="02020603050405020304"/>
-    <w:charset w:val="00"/>
-    <w:family w:val="roman"/>
-    <w:pitch w:val="variable"/>
-    <w:sig w:usb0="E0002EFF" w:usb1="C000785B" w:usb2="00000009" w:usb3="00000000" w:csb0="000001FF" w:csb1="00000000"/>
-  </w:font>
-  <w:font w:name="Aptos">
-    <w:charset w:val="00"/>
-    <w:family w:val="swiss"/>
-    <w:pitch w:val="variable"/>
-    <w:sig w:usb0="20000287" w:usb1="00000003" w:usb2="00000000" w:usb3="00000000" w:csb0="0000019F" w:csb1="00000000"/>
-  </w:font>
-  <w:font w:name="Aptos Display">
-    <w:charset w:val="00"/>
-    <w:family w:val="swiss"/>
-    <w:pitch w:val="variable"/>
-    <w:sig w:usb0="20000287" w:usb1="00000003" w:usb2="00000000" w:usb3="00000000" w:csb0="0000019F" w:csb1="00000000"/>
-  </w:font>
-  <w:font w:name="Calibri">
-    <w:panose1 w:val="020F0502020204030204"/>
-    <w:charset w:val="00"/>
-    <w:family w:val="swiss"/>
-    <w:pitch w:val="variable"/>
-    <w:sig w:usb0="E4002EFF" w:usb1="C200247B" w:usb2="00000009" w:usb3="00000000" w:csb0="000001FF" w:csb1="00000000"/>
-  </w:font>
-</w:fonts>
-</file>
-
-<file path=word\numbering.xml><?xml version="1.0" encoding="utf-8"?>
+<file path=word/numbering.xml><?xml version="1.0" encoding="utf-8"?>
 <w:numbering xmlns:wpc="http://schemas.microsoft.com/office/word/2010/wordprocessingCanvas" xmlns:cx="http://schemas.microsoft.com/office/drawing/2014/chartex" xmlns:cx1="http://schemas.microsoft.com/office/drawing/2015/9/8/chartex" xmlns:cx2="http://schemas.microsoft.com/office/drawing/2015/10/21/chartex" xmlns:cx3="http://schemas.microsoft.com/office/drawing/2016/5/9/chartex" xmlns:cx4="http://schemas.microsoft.com/office/drawing/2016/5/10/chartex" xmlns:cx5="http://schemas.microsoft.com/office/drawing/2016/5/11/chartex" xmlns:cx6="http://schemas.microsoft.com/office/drawing/2016/5/12/chartex" xmlns:cx7="http://schemas.microsoft.com/office/drawing/2016/5/13/chartex" xmlns:cx8="http://schemas.microsoft.com/office/drawing/2016/5/14/chartex" xmlns:mc="http://schemas.openxmlformats.org/markup-compatibility/2006" xmlns:aink="http://schemas.microsoft.com/office/drawing/2016/ink" xmlns:am3d="http://schemas.microsoft.com/office/drawing/2017/model3d" xmlns:o="urn:schemas-microsoft-com:office:office" xmlns:oel="http://schemas.microsoft.com/office/2019/extlst" xmlns:r="http://schemas.openxmlformats.org/officeDocument/2006/relationships" xmlns:m="http://schemas.openxmlformats.org/officeDocument/2006/math" xmlns:v="urn:schemas-microsoft-com:vml" xmlns:wp14="http://schemas.microsoft.com/office/word/2010/wordprocessingDrawing" xmlns:wp="http://schemas.openxmlformats.org/drawingml/2006/wordprocessingDrawing" xmlns:w10="urn:schemas-microsoft-com:office:word" xmlns:w="http://schemas.openxmlformats.org/wordprocessingml/2006/main" xmlns:w14="http://schemas.microsoft.com/office/word/2010/wordml" xmlns:w15="http://schemas.microsoft.com/office/word/2012/wordml" xmlns:w16cex="http://schemas.microsoft.com/office/word/2018/wordml/cex" xmlns:w16cid="http://schemas.microsoft.com/office/word/2016/wordml/cid" xmlns:w16="http://schemas.microsoft.com/office/word/2018/wordml" xmlns:w16du="http://schemas.microsoft.com/office/word/2023/wordml/word16du" xmlns:w16sdtdh="http://schemas.microsoft.com/office/word/2020/wordml/sdtdatahash" xmlns:w16sdtfl="http://schemas.microsoft.com/office/word/2024/wordml/sdtformatlock" xmlns:w16se="http://schemas.microsoft.com/office/word/2015/wordml/symex" xmlns:wpg="http://schemas.microsoft.com/office/word/2010/wordprocessingGroup" xmlns:wpi="http://schemas.microsoft.com/office/word/2010/wordprocessingInk" xmlns:wne="http://schemas.microsoft.com/office/word/2006/wordml" xmlns:wps="http://schemas.microsoft.com/office/word/2010/wordprocessingShape" mc:Ignorable="w14 w15 w16se w16cid w16 w16cex w16sdtdh w16sdtfl w16du wp14">
   <w:abstractNum w:abstractNumId="0" w15:restartNumberingAfterBreak="0">
     <w:nsid w:val="2D70510D"/>
@@ -2332,62 +2289,7 @@
 </w:numbering>
 </file>
 
-<file path=word\settings.xml><?xml version="1.0" encoding="utf-8"?>
-<w:settings xmlns:mc="http://schemas.openxmlformats.org/markup-compatibility/2006" xmlns:o="urn:schemas-microsoft-com:office:office" xmlns:r="http://schemas.openxmlformats.org/officeDocument/2006/relationships" xmlns:m="http://schemas.openxmlformats.org/officeDocument/2006/math" xmlns:v="urn:schemas-microsoft-com:vml" xmlns:w10="urn:schemas-microsoft-com:office:word" xmlns:w="http://schemas.openxmlformats.org/wordprocessingml/2006/main" xmlns:w14="http://schemas.microsoft.com/office/word/2010/wordml" xmlns:w15="http://schemas.microsoft.com/office/word/2012/wordml" xmlns:w16cex="http://schemas.microsoft.com/office/word/2018/wordml/cex" xmlns:w16cid="http://schemas.microsoft.com/office/word/2016/wordml/cid" xmlns:w16="http://schemas.microsoft.com/office/word/2018/wordml" xmlns:w16du="http://schemas.microsoft.com/office/word/2023/wordml/word16du" xmlns:w16sdtdh="http://schemas.microsoft.com/office/word/2020/wordml/sdtdatahash" xmlns:w16sdtfl="http://schemas.microsoft.com/office/word/2024/wordml/sdtformatlock" xmlns:w16se="http://schemas.microsoft.com/office/word/2015/wordml/symex" xmlns:sl="http://schemas.openxmlformats.org/schemaLibrary/2006/main" mc:Ignorable="w14 w15 w16se w16cid w16 w16cex w16sdtdh w16sdtfl w16du">
-  <w:zoom w:percent="100"/>
-  <w:defaultTabStop w:val="720"/>
-  <w:characterSpacingControl w:val="doNotCompress"/>
-  <w:compat>
-    <w:compatSetting w:name="compatibilityMode" w:uri="http://schemas.microsoft.com/office/word" w:val="15"/>
-    <w:compatSetting w:name="overrideTableStyleFontSizeAndJustification" w:uri="http://schemas.microsoft.com/office/word" w:val="1"/>
-    <w:compatSetting w:name="enableOpenTypeFeatures" w:uri="http://schemas.microsoft.com/office/word" w:val="1"/>
-    <w:compatSetting w:name="doNotFlipMirrorIndents" w:uri="http://schemas.microsoft.com/office/word" w:val="1"/>
-    <w:compatSetting w:name="differentiateMultirowTableHeaders" w:uri="http://schemas.microsoft.com/office/word" w:val="1"/>
-    <w:compatSetting w:name="useWord2013TrackBottomHyphenation" w:uri="http://schemas.microsoft.com/office/word" w:val="0"/>
-  </w:compat>
-  <w:rsids>
-    <w:rsidRoot w:val="00842B8C"/>
-    <w:rsid w:val="00113890"/>
-    <w:rsid w:val="00191F30"/>
-    <w:rsid w:val="0033437F"/>
-    <w:rsid w:val="005C19D9"/>
-    <w:rsid w:val="0064505D"/>
-    <w:rsid w:val="0065364A"/>
-    <w:rsid w:val="008222FB"/>
-    <w:rsid w:val="00842B8C"/>
-    <w:rsid w:val="0097602D"/>
-    <w:rsid w:val="00E93B0B"/>
-  </w:rsids>
-  <m:mathPr>
-    <m:mathFont m:val="Cambria Math"/>
-    <m:brkBin m:val="before"/>
-    <m:brkBinSub m:val="--"/>
-    <m:smallFrac m:val="0"/>
-    <m:dispDef/>
-    <m:lMargin m:val="0"/>
-    <m:rMargin m:val="0"/>
-    <m:defJc m:val="centerGroup"/>
-    <m:wrapIndent m:val="1440"/>
-    <m:intLim m:val="subSup"/>
-    <m:naryLim m:val="undOvr"/>
-  </m:mathPr>
-  <w:themeFontLang w:val="en-CA"/>
-  <w:clrSchemeMapping w:bg1="light1" w:t1="dark1" w:bg2="light2" w:t2="dark2" w:accent1="accent1" w:accent2="accent2" w:accent3="accent3" w:accent4="accent4" w:accent5="accent5" w:accent6="accent6" w:hyperlink="hyperlink" w:followedHyperlink="followedHyperlink"/>
-  <w:shapeDefaults>
-    <o:shapedefaults v:ext="edit" spidmax="1026"/>
-    <o:shapelayout v:ext="edit">
-      <o:idmap v:ext="edit" data="1"/>
-    </o:shapelayout>
-  </w:shapeDefaults>
-  <w:decimalSymbol w:val="."/>
-  <w:listSeparator w:val=","/>
-  <w14:docId w14:val="67350FD8"/>
-  <w15:chartTrackingRefBased/>
-  <w15:docId w15:val="{D9E4A75C-2545-405F-B21D-D5924E364C1B}"/>
-</w:settings>
-</file>
-
-<file path=word\styles.xml><?xml version="1.0" encoding="utf-8"?>
+<file path=word/styles.xml><?xml version="1.0" encoding="utf-8"?>
 <w:styles xmlns:mc="http://schemas.openxmlformats.org/markup-compatibility/2006" xmlns:r="http://schemas.openxmlformats.org/officeDocument/2006/relationships" xmlns:w="http://schemas.openxmlformats.org/wordprocessingml/2006/main" xmlns:w14="http://schemas.microsoft.com/office/word/2010/wordml" xmlns:w15="http://schemas.microsoft.com/office/word/2012/wordml" xmlns:w16cex="http://schemas.microsoft.com/office/word/2018/wordml/cex" xmlns:w16cid="http://schemas.microsoft.com/office/word/2016/wordml/cid" xmlns:w16="http://schemas.microsoft.com/office/word/2018/wordml" xmlns:w16du="http://schemas.microsoft.com/office/word/2023/wordml/word16du" xmlns:w16sdtdh="http://schemas.microsoft.com/office/word/2020/wordml/sdtdatahash" xmlns:w16sdtfl="http://schemas.microsoft.com/office/word/2024/wordml/sdtformatlock" xmlns:w16se="http://schemas.microsoft.com/office/word/2015/wordml/symex" mc:Ignorable="w14 w15 w16se w16cid w16 w16cex w16sdtdh w16sdtfl w16du">
   <w:docDefaults>
     <w:rPrDefault>
@@ -3305,7 +3207,7 @@
 </w:styles>
 </file>
 
-<file path=word\theme\theme1.xml><?xml version="1.0" encoding="utf-8"?>
+<file path=word/theme/theme1.xml><?xml version="1.0" encoding="utf-8"?>
 <a:theme xmlns:a="http://schemas.openxmlformats.org/drawingml/2006/main" name="Office Theme">
   <a:themeElements>
     <a:clrScheme name="Office">
@@ -3598,11 +3500,4 @@
     </a:ext>
   </a:extLst>
 </a:theme>
-</file>
-
-<file path=word\webSettings.xml><?xml version="1.0" encoding="utf-8"?>
-<w:webSettings xmlns:mc="http://schemas.openxmlformats.org/markup-compatibility/2006" xmlns:r="http://schemas.openxmlformats.org/officeDocument/2006/relationships" xmlns:w="http://schemas.openxmlformats.org/wordprocessingml/2006/main" xmlns:w14="http://schemas.microsoft.com/office/word/2010/wordml" xmlns:w15="http://schemas.microsoft.com/office/word/2012/wordml" xmlns:w16cex="http://schemas.microsoft.com/office/word/2018/wordml/cex" xmlns:w16cid="http://schemas.microsoft.com/office/word/2016/wordml/cid" xmlns:w16="http://schemas.microsoft.com/office/word/2018/wordml" xmlns:w16du="http://schemas.microsoft.com/office/word/2023/wordml/word16du" xmlns:w16sdtdh="http://schemas.microsoft.com/office/word/2020/wordml/sdtdatahash" xmlns:w16sdtfl="http://schemas.microsoft.com/office/word/2024/wordml/sdtformatlock" xmlns:w16se="http://schemas.microsoft.com/office/word/2015/wordml/symex" mc:Ignorable="w14 w15 w16se w16cid w16 w16cex w16sdtdh w16sdtfl w16du">
-  <w:optimizeForBrowser/>
-  <w:allowPNG/>
-</w:webSettings>
 </file>